--- a/output/docx/ru/BUFRCREX_TableB_ru_27.docx
+++ b/output/docx/ru/BUFRCREX_TableB_ru_27.docx
@@ -1789,7 +1789,7 @@
                 <w:b w:val="0"/>
                 <w:sz w:val="16"/>
               </w:rPr>
-              <w:t>Note 96: Расположенные слева оси x, y и z выбраны для дескриптора 0 27 031. | Note 151: Величина дескриптора 0 27 031 выбрана таким образом, чтобы соответствовать спутникам на полярной, приблизительно солнечно-синхронной орбите. Геостационарные орбиты потребуют более значительной длины данных в отношении расстояния и несколько меньшей — в отношении скорости.</w:t>
+              <w:t>Note B96: Расположенные слева оси x, y и z выбраны для дескриптора 0 27 031. | Note B151: Величина дескриптора 0 27 031 выбрана таким образом, чтобы соответствовать спутникам на полярной, приблизительно солнечно-синхронной орбите. Геостационарные орбиты потребуют более значительной длины данных в отношении расстояния и несколько меньшей — в отношении скорости.</w:t>
             </w:r>
           </w:p>
         </w:tc>
